--- a/Projects/pressure monitoring system/High_pressure_Detection_Report.docx
+++ b/Projects/pressure monitoring system/High_pressure_Detection_Report.docx
@@ -4,16 +4,278 @@
   <w:body>
     <w:p>
       <w:pPr>
-        <w:rPr>
-          <w:b/>
-          <w:bCs/>
-        </w:rPr>
-      </w:pPr>
-      <w:r>
-        <w:rPr>
-          <w:b/>
-          <w:bCs/>
-        </w:rPr>
+        <w:jc w:val="center"/>
+        <w:rPr>
+          <w:rFonts w:ascii="Segoe UI Emoji" w:hAnsi="Segoe UI Emoji" w:cs="Segoe UI Emoji"/>
+          <w:b/>
+          <w:bCs/>
+          <w:sz w:val="36"/>
+          <w:szCs w:val="36"/>
+        </w:rPr>
+      </w:pPr>
+      <w:r>
+        <w:rPr>
+          <w:rFonts w:ascii="Segoe UI Emoji" w:hAnsi="Segoe UI Emoji" w:cs="Segoe UI Emoji"/>
+          <w:b/>
+          <w:bCs/>
+          <w:sz w:val="36"/>
+          <w:szCs w:val="36"/>
+        </w:rPr>
+        <w:t>Mastering Embedded System Online Diploma</w:t>
+      </w:r>
+    </w:p>
+    <w:p>
+      <w:pPr>
+        <w:jc w:val="center"/>
+        <w:rPr>
+          <w:rFonts w:ascii="Segoe UI Emoji" w:hAnsi="Segoe UI Emoji" w:cs="Segoe UI Emoji"/>
+          <w:b/>
+          <w:bCs/>
+          <w:sz w:val="36"/>
+          <w:szCs w:val="36"/>
+        </w:rPr>
+      </w:pPr>
+      <w:hyperlink r:id="rId5" w:history="1">
+        <w:r>
+          <w:rPr>
+            <w:rStyle w:val="Hyperlink"/>
+            <w:rFonts w:ascii="Segoe UI Emoji" w:hAnsi="Segoe UI Emoji" w:cs="Segoe UI Emoji"/>
+            <w:b/>
+            <w:bCs/>
+            <w:sz w:val="36"/>
+            <w:szCs w:val="36"/>
+          </w:rPr>
+          <w:t>https://www.learn-in-depth</w:t>
+        </w:r>
+      </w:hyperlink>
+    </w:p>
+    <w:p>
+      <w:pPr>
+        <w:jc w:val="center"/>
+        <w:rPr>
+          <w:rFonts w:ascii="Segoe UI Emoji" w:hAnsi="Segoe UI Emoji" w:cs="Segoe UI Emoji"/>
+          <w:b/>
+          <w:bCs/>
+          <w:sz w:val="36"/>
+          <w:szCs w:val="36"/>
+        </w:rPr>
+      </w:pPr>
+    </w:p>
+    <w:p>
+      <w:pPr>
+        <w:jc w:val="center"/>
+        <w:rPr>
+          <w:rFonts w:ascii="Segoe UI Emoji" w:hAnsi="Segoe UI Emoji" w:cs="Segoe UI Emoji"/>
+          <w:b/>
+          <w:bCs/>
+          <w:sz w:val="36"/>
+          <w:szCs w:val="36"/>
+        </w:rPr>
+      </w:pPr>
+    </w:p>
+    <w:p>
+      <w:pPr>
+        <w:rPr>
+          <w:rFonts w:ascii="Segoe UI Emoji" w:hAnsi="Segoe UI Emoji" w:cs="Segoe UI Emoji"/>
+          <w:b/>
+          <w:bCs/>
+          <w:sz w:val="40"/>
+          <w:szCs w:val="40"/>
+        </w:rPr>
+      </w:pPr>
+      <w:r>
+        <w:rPr>
+          <w:rFonts w:ascii="Segoe UI Emoji" w:hAnsi="Segoe UI Emoji" w:cs="Segoe UI Emoji"/>
+          <w:b/>
+          <w:bCs/>
+          <w:sz w:val="40"/>
+          <w:szCs w:val="40"/>
+        </w:rPr>
+        <w:t>First Term (Final Project 2)</w:t>
+      </w:r>
+    </w:p>
+    <w:p>
+      <w:pPr>
+        <w:rPr>
+          <w:rFonts w:ascii="Segoe UI Emoji" w:hAnsi="Segoe UI Emoji" w:cs="Segoe UI Emoji"/>
+          <w:b/>
+          <w:bCs/>
+          <w:sz w:val="40"/>
+          <w:szCs w:val="40"/>
+        </w:rPr>
+      </w:pPr>
+      <w:r>
+        <w:rPr>
+          <w:rFonts w:ascii="Segoe UI Emoji" w:hAnsi="Segoe UI Emoji" w:cs="Segoe UI Emoji"/>
+          <w:b/>
+          <w:bCs/>
+          <w:sz w:val="40"/>
+          <w:szCs w:val="40"/>
+        </w:rPr>
+        <w:t>Eng / Mahmoud Mohammed Saleh</w:t>
+      </w:r>
+    </w:p>
+    <w:p>
+      <w:pPr>
+        <w:rPr>
+          <w:rFonts w:ascii="Segoe UI Emoji" w:hAnsi="Segoe UI Emoji" w:cs="Segoe UI Emoji"/>
+          <w:b/>
+          <w:bCs/>
+        </w:rPr>
+      </w:pPr>
+    </w:p>
+    <w:p>
+      <w:pPr>
+        <w:rPr>
+          <w:rFonts w:ascii="Segoe UI Emoji" w:hAnsi="Segoe UI Emoji" w:cs="Segoe UI Emoji"/>
+          <w:b/>
+          <w:bCs/>
+        </w:rPr>
+      </w:pPr>
+    </w:p>
+    <w:p>
+      <w:pPr>
+        <w:rPr>
+          <w:rFonts w:ascii="Segoe UI Emoji" w:hAnsi="Segoe UI Emoji" w:cs="Segoe UI Emoji"/>
+          <w:b/>
+          <w:bCs/>
+        </w:rPr>
+      </w:pPr>
+    </w:p>
+    <w:p>
+      <w:pPr>
+        <w:rPr>
+          <w:rFonts w:ascii="Segoe UI Emoji" w:hAnsi="Segoe UI Emoji" w:cs="Segoe UI Emoji"/>
+          <w:b/>
+          <w:bCs/>
+        </w:rPr>
+      </w:pPr>
+    </w:p>
+    <w:p>
+      <w:pPr>
+        <w:rPr>
+          <w:rFonts w:ascii="Segoe UI Emoji" w:hAnsi="Segoe UI Emoji" w:cs="Segoe UI Emoji"/>
+          <w:b/>
+          <w:bCs/>
+          <w:sz w:val="40"/>
+          <w:szCs w:val="40"/>
+        </w:rPr>
+      </w:pPr>
+      <w:r>
+        <w:rPr>
+          <w:rFonts w:ascii="Segoe UI Emoji" w:hAnsi="Segoe UI Emoji" w:cs="Segoe UI Emoji"/>
+          <w:b/>
+          <w:bCs/>
+          <w:sz w:val="40"/>
+          <w:szCs w:val="40"/>
+        </w:rPr>
+        <w:t>My Profile:</w:t>
+      </w:r>
+    </w:p>
+    <w:p>
+      <w:pPr>
+        <w:rPr>
+          <w:rFonts w:ascii="Segoe UI Emoji" w:hAnsi="Segoe UI Emoji" w:cs="Segoe UI Emoji"/>
+          <w:b/>
+          <w:bCs/>
+        </w:rPr>
+      </w:pPr>
+      <w:hyperlink r:id="rId6" w:history="1">
+        <w:r>
+          <w:rPr>
+            <w:rStyle w:val="Hyperlink"/>
+            <w:rFonts w:ascii="Segoe UI Emoji" w:hAnsi="Segoe UI Emoji" w:cs="Segoe UI Emoji"/>
+            <w:b/>
+            <w:bCs/>
+            <w:sz w:val="40"/>
+            <w:szCs w:val="40"/>
+          </w:rPr>
+          <w:t>https://www.learn-in-depth-store.com/profile/mahmoud-saleh-23720012446/profile</w:t>
+        </w:r>
+      </w:hyperlink>
+    </w:p>
+    <w:p>
+      <w:pPr>
+        <w:rPr>
+          <w:rFonts w:ascii="Segoe UI Emoji" w:hAnsi="Segoe UI Emoji" w:cs="Segoe UI Emoji"/>
+          <w:b/>
+          <w:bCs/>
+        </w:rPr>
+      </w:pPr>
+    </w:p>
+    <w:p>
+      <w:pPr>
+        <w:jc w:val="center"/>
+        <w:rPr>
+          <w:b/>
+          <w:bCs/>
+          <w:rtl/>
+        </w:rPr>
+      </w:pPr>
+    </w:p>
+    <w:p>
+      <w:pPr>
+        <w:jc w:val="center"/>
+        <w:rPr>
+          <w:b/>
+          <w:bCs/>
+          <w:rtl/>
+        </w:rPr>
+      </w:pPr>
+    </w:p>
+    <w:p>
+      <w:pPr>
+        <w:jc w:val="center"/>
+        <w:rPr>
+          <w:b/>
+          <w:bCs/>
+          <w:rtl/>
+        </w:rPr>
+      </w:pPr>
+    </w:p>
+    <w:p>
+      <w:pPr>
+        <w:jc w:val="center"/>
+        <w:rPr>
+          <w:b/>
+          <w:bCs/>
+          <w:rtl/>
+        </w:rPr>
+      </w:pPr>
+    </w:p>
+    <w:p>
+      <w:pPr>
+        <w:jc w:val="center"/>
+        <w:rPr>
+          <w:b/>
+          <w:bCs/>
+          <w:rtl/>
+        </w:rPr>
+      </w:pPr>
+    </w:p>
+    <w:p>
+      <w:pPr>
+        <w:rPr>
+          <w:b/>
+          <w:bCs/>
+          <w:rtl/>
+        </w:rPr>
+      </w:pPr>
+    </w:p>
+    <w:p>
+      <w:pPr>
+        <w:jc w:val="center"/>
+        <w:rPr>
+          <w:b/>
+          <w:bCs/>
+        </w:rPr>
+      </w:pPr>
+      <w:r>
+        <w:rPr>
+          <w:b/>
+          <w:bCs/>
+        </w:rPr>
+        <w:lastRenderedPageBreak/>
         <w:t xml:space="preserve">Embedded Pressure Monitoring System – </w:t>
       </w:r>
       <w:proofErr w:type="spellStart"/>
@@ -209,7 +471,7 @@
           <w:bCs/>
         </w:rPr>
         <w:pict w14:anchorId="1BCC7606">
-          <v:rect id="_x0000_i1133" style="width:0;height:1.5pt" o:hralign="center" o:hrstd="t" o:hr="t" fillcolor="#a0a0a0" stroked="f"/>
+          <v:rect id="_x0000_i1025" style="width:0;height:1.5pt" o:hralign="center" o:hrstd="t" o:hr="t" fillcolor="#a0a0a0" stroked="f"/>
         </w:pict>
       </w:r>
     </w:p>
@@ -277,7 +539,6 @@
         <w:t xml:space="preserve">Properties: </w:t>
       </w:r>
       <w:proofErr w:type="spellStart"/>
-      <w:proofErr w:type="gramStart"/>
       <w:r>
         <w:rPr>
           <w:b/>
@@ -291,18 +552,9 @@
           <w:b/>
           <w:bCs/>
         </w:rPr>
-        <w:t xml:space="preserve"> :</w:t>
-      </w:r>
-      <w:proofErr w:type="gramEnd"/>
-      <w:r>
-        <w:rPr>
-          <w:b/>
-          <w:bCs/>
-        </w:rPr>
-        <w:t xml:space="preserve"> float, </w:t>
+        <w:t xml:space="preserve"> : float, </w:t>
       </w:r>
       <w:proofErr w:type="spellStart"/>
-      <w:proofErr w:type="gramStart"/>
       <w:r>
         <w:rPr>
           <w:b/>
@@ -316,15 +568,7 @@
           <w:b/>
           <w:bCs/>
         </w:rPr>
-        <w:t xml:space="preserve"> :</w:t>
-      </w:r>
-      <w:proofErr w:type="gramEnd"/>
-      <w:r>
-        <w:rPr>
-          <w:b/>
-          <w:bCs/>
-        </w:rPr>
-        <w:t xml:space="preserve"> int</w:t>
+        <w:t xml:space="preserve"> : int</w:t>
       </w:r>
     </w:p>
     <w:p>
@@ -346,7 +590,6 @@
         <w:t xml:space="preserve">Operations: </w:t>
       </w:r>
       <w:proofErr w:type="spellStart"/>
-      <w:proofErr w:type="gramStart"/>
       <w:r>
         <w:rPr>
           <w:b/>
@@ -360,15 +603,7 @@
           <w:b/>
           <w:bCs/>
         </w:rPr>
-        <w:t>(</w:t>
-      </w:r>
-      <w:proofErr w:type="gramEnd"/>
-      <w:r>
-        <w:rPr>
-          <w:b/>
-          <w:bCs/>
-        </w:rPr>
-        <w:t>)</w:t>
+        <w:t>()</w:t>
       </w:r>
     </w:p>
     <w:p>
@@ -402,26 +637,9 @@
           <w:b/>
           <w:bCs/>
         </w:rPr>
-        <w:t xml:space="preserve">Properties: </w:t>
-      </w:r>
-      <w:proofErr w:type="gramStart"/>
-      <w:r>
-        <w:rPr>
-          <w:b/>
-          <w:bCs/>
-        </w:rPr>
-        <w:t>threshold :</w:t>
-      </w:r>
-      <w:proofErr w:type="gramEnd"/>
-      <w:r>
-        <w:rPr>
-          <w:b/>
-          <w:bCs/>
-        </w:rPr>
-        <w:t xml:space="preserve"> float (20 bar, constant), </w:t>
+        <w:t xml:space="preserve">Properties: threshold : float (20 bar, constant), </w:t>
       </w:r>
       <w:proofErr w:type="spellStart"/>
-      <w:proofErr w:type="gramStart"/>
       <w:r>
         <w:rPr>
           <w:b/>
@@ -435,18 +653,9 @@
           <w:b/>
           <w:bCs/>
         </w:rPr>
-        <w:t xml:space="preserve"> :</w:t>
-      </w:r>
-      <w:proofErr w:type="gramEnd"/>
-      <w:r>
-        <w:rPr>
-          <w:b/>
-          <w:bCs/>
-        </w:rPr>
-        <w:t xml:space="preserve"> int (60 sec, constant), </w:t>
+        <w:t xml:space="preserve"> : int (60 sec, constant), </w:t>
       </w:r>
       <w:proofErr w:type="spellStart"/>
-      <w:proofErr w:type="gramStart"/>
       <w:r>
         <w:rPr>
           <w:b/>
@@ -460,15 +669,7 @@
           <w:b/>
           <w:bCs/>
         </w:rPr>
-        <w:t xml:space="preserve"> :</w:t>
-      </w:r>
-      <w:proofErr w:type="gramEnd"/>
-      <w:r>
-        <w:rPr>
-          <w:b/>
-          <w:bCs/>
-        </w:rPr>
-        <w:t xml:space="preserve"> bool</w:t>
+        <w:t xml:space="preserve"> : bool</w:t>
       </w:r>
     </w:p>
     <w:p>
@@ -490,7 +691,6 @@
         <w:t xml:space="preserve">Operations: </w:t>
       </w:r>
       <w:proofErr w:type="spellStart"/>
-      <w:proofErr w:type="gramStart"/>
       <w:r>
         <w:rPr>
           <w:b/>
@@ -504,15 +704,7 @@
           <w:b/>
           <w:bCs/>
         </w:rPr>
-        <w:t>(</w:t>
-      </w:r>
-      <w:proofErr w:type="gramEnd"/>
-      <w:r>
-        <w:rPr>
-          <w:b/>
-          <w:bCs/>
-        </w:rPr>
-        <w:t xml:space="preserve">), </w:t>
+        <w:t xml:space="preserve">(), </w:t>
       </w:r>
       <w:proofErr w:type="spellStart"/>
       <w:r>
@@ -562,33 +754,8 @@
           <w:b/>
           <w:bCs/>
         </w:rPr>
-        <w:t xml:space="preserve">Properties: </w:t>
-      </w:r>
-      <w:proofErr w:type="gramStart"/>
-      <w:r>
-        <w:rPr>
-          <w:b/>
-          <w:bCs/>
-        </w:rPr>
-        <w:t>state :</w:t>
-      </w:r>
-      <w:proofErr w:type="gramEnd"/>
-      <w:r>
-        <w:rPr>
-          <w:b/>
-          <w:bCs/>
-        </w:rPr>
-        <w:t xml:space="preserve"> </w:t>
-      </w:r>
-      <w:proofErr w:type="gramStart"/>
-      <w:r>
-        <w:rPr>
-          <w:b/>
-          <w:bCs/>
-        </w:rPr>
-        <w:t>bool</w:t>
-      </w:r>
-      <w:proofErr w:type="gramEnd"/>
+        <w:t>Properties: state : bool</w:t>
+      </w:r>
     </w:p>
     <w:p>
       <w:pPr>
@@ -609,7 +776,6 @@
         <w:t xml:space="preserve">Operations: </w:t>
       </w:r>
       <w:proofErr w:type="spellStart"/>
-      <w:proofErr w:type="gramStart"/>
       <w:r>
         <w:rPr>
           <w:b/>
@@ -623,18 +789,9 @@
           <w:b/>
           <w:bCs/>
         </w:rPr>
-        <w:t>(</w:t>
-      </w:r>
-      <w:proofErr w:type="gramEnd"/>
-      <w:r>
-        <w:rPr>
-          <w:b/>
-          <w:bCs/>
-        </w:rPr>
-        <w:t xml:space="preserve">), </w:t>
+        <w:t xml:space="preserve">(), </w:t>
       </w:r>
       <w:proofErr w:type="spellStart"/>
-      <w:proofErr w:type="gramStart"/>
       <w:r>
         <w:rPr>
           <w:b/>
@@ -648,15 +805,7 @@
           <w:b/>
           <w:bCs/>
         </w:rPr>
-        <w:t>(</w:t>
-      </w:r>
-      <w:proofErr w:type="gramEnd"/>
-      <w:r>
-        <w:rPr>
-          <w:b/>
-          <w:bCs/>
-        </w:rPr>
-        <w:t>)</w:t>
+        <w:t>()</w:t>
       </w:r>
     </w:p>
     <w:p>
@@ -691,23 +840,7 @@
           <w:bCs/>
         </w:rPr>
         <w:lastRenderedPageBreak/>
-        <w:t xml:space="preserve">Sensor → </w:t>
-      </w:r>
-      <w:proofErr w:type="gramStart"/>
-      <w:r>
-        <w:rPr>
-          <w:b/>
-          <w:bCs/>
-        </w:rPr>
-        <w:t>MCU :</w:t>
-      </w:r>
-      <w:proofErr w:type="gramEnd"/>
-      <w:r>
-        <w:rPr>
-          <w:b/>
-          <w:bCs/>
-        </w:rPr>
-        <w:t xml:space="preserve"> </w:t>
+        <w:t xml:space="preserve">Sensor → MCU : </w:t>
       </w:r>
       <w:proofErr w:type="spellStart"/>
       <w:r>
@@ -735,23 +868,7 @@
           <w:b/>
           <w:bCs/>
         </w:rPr>
-        <w:t xml:space="preserve">MCU → </w:t>
-      </w:r>
-      <w:proofErr w:type="gramStart"/>
-      <w:r>
-        <w:rPr>
-          <w:b/>
-          <w:bCs/>
-        </w:rPr>
-        <w:t>Lamp :</w:t>
-      </w:r>
-      <w:proofErr w:type="gramEnd"/>
-      <w:r>
-        <w:rPr>
-          <w:b/>
-          <w:bCs/>
-        </w:rPr>
-        <w:t xml:space="preserve"> </w:t>
+        <w:t xml:space="preserve">MCU → Lamp : </w:t>
       </w:r>
       <w:proofErr w:type="spellStart"/>
       <w:r>
@@ -791,7 +908,7 @@
           <w:bCs/>
         </w:rPr>
         <w:pict w14:anchorId="0DD87AE1">
-          <v:rect id="_x0000_i1134" style="width:0;height:1.5pt" o:hralign="center" o:hrstd="t" o:hr="t" fillcolor="#a0a0a0" stroked="f"/>
+          <v:rect id="_x0000_i1026" style="width:0;height:1.5pt" o:hralign="center" o:hrstd="t" o:hr="t" fillcolor="#a0a0a0" stroked="f"/>
         </w:pict>
       </w:r>
     </w:p>
@@ -937,7 +1054,6 @@
         <w:t xml:space="preserve"> &gt; threshold] → Alarm / </w:t>
       </w:r>
       <w:proofErr w:type="spellStart"/>
-      <w:proofErr w:type="gramStart"/>
       <w:r>
         <w:rPr>
           <w:b/>
@@ -951,15 +1067,7 @@
           <w:b/>
           <w:bCs/>
         </w:rPr>
-        <w:t>(</w:t>
-      </w:r>
-      <w:proofErr w:type="gramEnd"/>
-      <w:r>
-        <w:rPr>
-          <w:b/>
-          <w:bCs/>
-        </w:rPr>
-        <w:t>)</w:t>
+        <w:t>()</w:t>
       </w:r>
     </w:p>
     <w:p>
@@ -997,7 +1105,6 @@
         <w:t xml:space="preserve"> &lt;= threshold] → Monitoring / </w:t>
       </w:r>
       <w:proofErr w:type="spellStart"/>
-      <w:proofErr w:type="gramStart"/>
       <w:r>
         <w:rPr>
           <w:b/>
@@ -1011,46 +1118,22 @@
           <w:b/>
           <w:bCs/>
         </w:rPr>
-        <w:t>(</w:t>
-      </w:r>
-      <w:proofErr w:type="gramEnd"/>
-      <w:r>
-        <w:rPr>
-          <w:b/>
-          <w:bCs/>
-        </w:rPr>
-        <w:t>)</w:t>
-      </w:r>
-    </w:p>
-    <w:p>
-      <w:pPr>
-        <w:rPr>
-          <w:b/>
-          <w:bCs/>
-        </w:rPr>
-      </w:pPr>
-      <w:r>
-        <w:rPr>
-          <w:b/>
-          <w:bCs/>
-        </w:rPr>
-        <w:t xml:space="preserve">Loop: The process runs continuously </w:t>
-      </w:r>
-      <w:proofErr w:type="gramStart"/>
-      <w:r>
-        <w:rPr>
-          <w:b/>
-          <w:bCs/>
-        </w:rPr>
-        <w:t>as long as</w:t>
-      </w:r>
-      <w:proofErr w:type="gramEnd"/>
-      <w:r>
-        <w:rPr>
-          <w:b/>
-          <w:bCs/>
-        </w:rPr>
-        <w:t xml:space="preserve"> the system is powered.</w:t>
+        <w:t>()</w:t>
+      </w:r>
+    </w:p>
+    <w:p>
+      <w:pPr>
+        <w:rPr>
+          <w:b/>
+          <w:bCs/>
+        </w:rPr>
+      </w:pPr>
+      <w:r>
+        <w:rPr>
+          <w:b/>
+          <w:bCs/>
+        </w:rPr>
+        <w:t>Loop: The process runs continuously as long as the system is powered.</w:t>
       </w:r>
     </w:p>
     <w:p>
@@ -1081,7 +1164,7 @@
           <w:bCs/>
         </w:rPr>
         <w:pict w14:anchorId="44EED424">
-          <v:rect id="_x0000_i1135" style="width:0;height:1.5pt" o:hralign="center" o:hrstd="t" o:hr="t" fillcolor="#a0a0a0" stroked="f"/>
+          <v:rect id="_x0000_i1027" style="width:0;height:1.5pt" o:hralign="center" o:hrstd="t" o:hr="t" fillcolor="#a0a0a0" stroked="f"/>
         </w:pict>
       </w:r>
     </w:p>
@@ -1189,7 +1272,6 @@
         </w:rPr>
       </w:pPr>
       <w:proofErr w:type="spellStart"/>
-      <w:proofErr w:type="gramStart"/>
       <w:r>
         <w:rPr>
           <w:b/>
@@ -1198,7 +1280,6 @@
         <w:t>TimerRunning</w:t>
       </w:r>
       <w:proofErr w:type="spellEnd"/>
-      <w:proofErr w:type="gramEnd"/>
       <w:r>
         <w:rPr>
           <w:b/>
@@ -1273,7 +1354,6 @@
         <w:t xml:space="preserve"> &gt; threshold, Action: </w:t>
       </w:r>
       <w:proofErr w:type="spellStart"/>
-      <w:proofErr w:type="gramStart"/>
       <w:r>
         <w:rPr>
           <w:b/>
@@ -1287,15 +1367,7 @@
           <w:b/>
           <w:bCs/>
         </w:rPr>
-        <w:t>(</w:t>
-      </w:r>
-      <w:proofErr w:type="gramEnd"/>
-      <w:r>
-        <w:rPr>
-          <w:b/>
-          <w:bCs/>
-        </w:rPr>
-        <w:t>)</w:t>
+        <w:t>()</w:t>
       </w:r>
     </w:p>
     <w:p>
@@ -1326,7 +1398,6 @@
         <w:t xml:space="preserve"> → Monitoring: Trigger: timer expired (60s), Action: </w:t>
       </w:r>
       <w:proofErr w:type="spellStart"/>
-      <w:proofErr w:type="gramStart"/>
       <w:r>
         <w:rPr>
           <w:b/>
@@ -1340,15 +1411,7 @@
           <w:b/>
           <w:bCs/>
         </w:rPr>
-        <w:t>(</w:t>
-      </w:r>
-      <w:proofErr w:type="gramEnd"/>
-      <w:r>
-        <w:rPr>
-          <w:b/>
-          <w:bCs/>
-        </w:rPr>
-        <w:t>)</w:t>
+        <w:t>()</w:t>
       </w:r>
     </w:p>
     <w:p>
@@ -1380,7 +1443,7 @@
         </w:rPr>
         <w:lastRenderedPageBreak/>
         <w:pict w14:anchorId="194D5115">
-          <v:rect id="_x0000_i1136" style="width:0;height:1.5pt" o:hralign="center" o:hrstd="t" o:hr="t" fillcolor="#a0a0a0" stroked="f"/>
+          <v:rect id="_x0000_i1028" style="width:0;height:1.5pt" o:hralign="center" o:hrstd="t" o:hr="t" fillcolor="#a0a0a0" stroked="f"/>
         </w:pict>
       </w:r>
     </w:p>
@@ -1556,7 +1619,7 @@
           <w:bCs/>
         </w:rPr>
         <w:pict w14:anchorId="462C4A9A">
-          <v:rect id="_x0000_i1137" style="width:0;height:1.5pt" o:hralign="center" o:hrstd="t" o:hr="t" fillcolor="#a0a0a0" stroked="f"/>
+          <v:rect id="_x0000_i1029" style="width:0;height:1.5pt" o:hralign="center" o:hrstd="t" o:hr="t" fillcolor="#a0a0a0" stroked="f"/>
         </w:pict>
       </w:r>
     </w:p>
@@ -1675,7 +1738,7 @@
           <w:bCs/>
         </w:rPr>
         <w:pict w14:anchorId="2C36C3B9">
-          <v:rect id="_x0000_i1138" style="width:0;height:1.5pt" o:hralign="center" o:hrstd="t" o:hr="t" fillcolor="#a0a0a0" stroked="f"/>
+          <v:rect id="_x0000_i1030" style="width:0;height:1.5pt" o:hralign="center" o:hrstd="t" o:hr="t" fillcolor="#a0a0a0" stroked="f"/>
         </w:pict>
       </w:r>
     </w:p>
@@ -5588,6 +5651,7 @@
   <w:style w:type="character" w:default="1" w:styleId="DefaultParagraphFont">
     <w:name w:val="Default Paragraph Font"/>
     <w:uiPriority w:val="1"/>
+    <w:semiHidden/>
     <w:unhideWhenUsed/>
   </w:style>
   <w:style w:type="table" w:default="1" w:styleId="TableNormal">
@@ -5901,6 +5965,17 @@
       <w:spacing w:val="5"/>
     </w:rPr>
   </w:style>
+  <w:style w:type="character" w:styleId="Hyperlink">
+    <w:name w:val="Hyperlink"/>
+    <w:basedOn w:val="DefaultParagraphFont"/>
+    <w:uiPriority w:val="99"/>
+    <w:unhideWhenUsed/>
+    <w:rsid w:val="003367D6"/>
+    <w:rPr>
+      <w:color w:val="467886" w:themeColor="hyperlink"/>
+      <w:u w:val="single"/>
+    </w:rPr>
+  </w:style>
 </w:styles>
 </file>
 
